--- a/03_Entregables-diseño/SI - Ciclo II/1 - SI-SGCSSMA - Sistema de gestión de calidad, seguridad, salud y medio ambiente/Instrumentos de evaluación/CUESTIONARIOS Y EXÁMENES/CV3/CV3 Banco de preguntas.docx
+++ b/03_Entregables-diseño/SI - Ciclo II/1 - SI-SGCSSMA - Sistema de gestión de calidad, seguridad, salud y medio ambiente/Instrumentos de evaluación/CUESTIONARIOS Y EXÁMENES/CV3/CV3 Banco de preguntas.docx
@@ -788,7 +788,7 @@
           <w:color w:val="5A6A72"/>
           <w:sz w:val="19"/>
         </w:rPr>
-        <w:t>DS 024-2016-EM, artículo 98 · §15  ·  S13</w:t>
+        <w:t>DS 024-2016-EM, artículo 98 — §15 verificado · cuadernillo CV3 1.2  ·  S13</w:t>
       </w:r>
     </w:p>
     <w:p>
@@ -912,7 +912,7 @@
           <w:color w:val="5A6A72"/>
           <w:sz w:val="19"/>
         </w:rPr>
-        <w:t>DS 024-2016-EM, artículo 99 · §15  ·  S13</w:t>
+        <w:t>DS 024-2016-EM, artículo 99 — §15 verificado · cuadernillo CV3 1.3  ·  S13</w:t>
       </w:r>
     </w:p>
     <w:p>
@@ -1036,7 +1036,7 @@
           <w:color w:val="5A6A72"/>
           <w:sz w:val="19"/>
         </w:rPr>
-        <w:t>DS 024-2016-EM, artículo 7 · §15  ·  S13</w:t>
+        <w:t>DS 024-2016-EM, artículo 7 — §15 verificado · cuadernillo CV3 1.4  ·  S13</w:t>
       </w:r>
     </w:p>
     <w:p>
@@ -1160,7 +1160,7 @@
           <w:color w:val="5A6A72"/>
           <w:sz w:val="19"/>
         </w:rPr>
-        <w:t>DS 024-2016-EM, artículo 7 · §15  ·  S13</w:t>
+        <w:t>DS 024-2016-EM, artículo 7 — §15 verificado · cuadernillo CV3 1.4  ·  S13</w:t>
       </w:r>
     </w:p>
     <w:p>
@@ -2028,7 +2028,7 @@
           <w:color w:val="5A6A72"/>
           <w:sz w:val="19"/>
         </w:rPr>
-        <w:t>ISO 45001, cláusula 8.1.2 · sesión 14  ·  S14</w:t>
+        <w:t>ISO 45001, cláusula 8.1.2 · cuadernillo CV3 2.1  ·  S14</w:t>
       </w:r>
     </w:p>
     <w:p>
@@ -2152,7 +2152,7 @@
           <w:color w:val="5A6A72"/>
           <w:sz w:val="19"/>
         </w:rPr>
-        <w:t>Ley 29783, artículo 49 c) · §15  ·  S14</w:t>
+        <w:t>Ley 29783, artículo 49 c) — §15 verificado · cuadernillo CV3 2.4  ·  S14</w:t>
       </w:r>
     </w:p>
     <w:p>
@@ -3144,7 +3144,7 @@
           <w:color w:val="5A6A72"/>
           <w:sz w:val="19"/>
         </w:rPr>
-        <w:t>Ley 28611, artículos 31 y 32 · marco ambiental verificado  ·  S15</w:t>
+        <w:t>Ley 28611, artículos 31 y 32 — marco ambiental verificado · cuadernillo CV3 3.2  ·  S15</w:t>
       </w:r>
     </w:p>
     <w:p>
@@ -4012,7 +4012,7 @@
           <w:color w:val="5A6A72"/>
           <w:sz w:val="19"/>
         </w:rPr>
-        <w:t>Ley 29783, artículo 68 · §15  ·  S16</w:t>
+        <w:t>Ley 29783, artículo 68 — §15 verificado · cuadernillo CV3 4.3  ·  S16</w:t>
       </w:r>
     </w:p>
     <w:p>
@@ -4136,7 +4136,7 @@
           <w:color w:val="5A6A72"/>
           <w:sz w:val="19"/>
         </w:rPr>
-        <w:t>Ley 29783, artículo 69 d) · §15  ·  S16</w:t>
+        <w:t>Ley 29783, artículo 69 d) — §15 verificado · cuadernillo CV3 4.5  ·  S16</w:t>
       </w:r>
     </w:p>
     <w:p>
@@ -5004,7 +5004,7 @@
           <w:color w:val="5A6A72"/>
           <w:sz w:val="19"/>
         </w:rPr>
-        <w:t>DS 005-2012-TR, artículo 83 c) · §15  ·  S17</w:t>
+        <w:t>DS 005-2012-TR, artículo 83 c) — §15 verificado · cuadernillo CV3 5.3  ·  S17</w:t>
       </w:r>
     </w:p>
     <w:p>
@@ -5128,7 +5128,7 @@
           <w:color w:val="5A6A72"/>
           <w:sz w:val="19"/>
         </w:rPr>
-        <w:t>DS 005-2012-TR, artículo 83 b) · §15  ·  S17</w:t>
+        <w:t>DS 005-2012-TR, artículo 83 b) — §15 verificado · cuadernillo CV3 5.3  ·  S17</w:t>
       </w:r>
     </w:p>
     <w:p>

--- a/03_Entregables-diseño/SI - Ciclo II/1 - SI-SGCSSMA - Sistema de gestión de calidad, seguridad, salud y medio ambiente/Instrumentos de evaluación/CUESTIONARIOS Y EXÁMENES/CV3/CV3 Banco de preguntas.docx
+++ b/03_Entregables-diseño/SI - Ciclo II/1 - SI-SGCSSMA - Sistema de gestión de calidad, seguridad, salud y medio ambiente/Instrumentos de evaluación/CUESTIONARIOS Y EXÁMENES/CV3/CV3 Banco de preguntas.docx
@@ -3764,7 +3764,7 @@
           <w:color w:val="5A6A72"/>
           <w:sz w:val="19"/>
         </w:rPr>
-        <w:t>Ley 29783, art. 68 a) y b) — §15 verificado · cuadernillo 4.3  ·  S16</w:t>
+        <w:t>Ley 29783, art. 68 a) y b) — §15 verificado · cuadernillo 4.3 · Video V-003 · 11:10 · anexo A  ·  S16</w:t>
       </w:r>
     </w:p>
     <w:p>
@@ -4012,7 +4012,7 @@
           <w:color w:val="5A6A72"/>
           <w:sz w:val="19"/>
         </w:rPr>
-        <w:t>Ley 29783, artículo 68 — §15 verificado · cuadernillo CV3 4.3  ·  S16</w:t>
+        <w:t>Ley 29783, artículo 68 — §15 verificado · cuadernillo CV3 4.3 · Video V-003 · 11:10 · anexo A  ·  S16</w:t>
       </w:r>
     </w:p>
     <w:p>
@@ -4260,7 +4260,7 @@
           <w:color w:val="5A6A72"/>
           <w:sz w:val="19"/>
         </w:rPr>
-        <w:t>Cuadernillo CV3 · 5.1  ·  S17</w:t>
+        <w:t>Cuadernillo CV3 · 5.1 · Video V-003 · 15:39 · anexo A  ·  S17</w:t>
       </w:r>
     </w:p>
     <w:p>
@@ -5004,7 +5004,7 @@
           <w:color w:val="5A6A72"/>
           <w:sz w:val="19"/>
         </w:rPr>
-        <w:t>DS 005-2012-TR, artículo 83 c) — §15 verificado · cuadernillo CV3 5.3  ·  S17</w:t>
+        <w:t>DS 005-2012-TR, artículo 83 c) — §15 verificado · cuadernillo CV3 5.3 · Video V-003 · 15:56 · anexo A  ·  S17</w:t>
       </w:r>
     </w:p>
     <w:p>
@@ -5128,7 +5128,7 @@
           <w:color w:val="5A6A72"/>
           <w:sz w:val="19"/>
         </w:rPr>
-        <w:t>DS 005-2012-TR, artículo 83 b) — §15 verificado · cuadernillo CV3 5.3  ·  S17</w:t>
+        <w:t>DS 005-2012-TR, artículo 83 b) — §15 verificado · cuadernillo CV3 5.3 · Video V-003 · 16:46 · anexo A  ·  S17</w:t>
       </w:r>
     </w:p>
     <w:p>
